--- a/painel/relatorios/perguntas/a09-sigilo.docx
+++ b/painel/relatorios/perguntas/a09-sigilo.docx
@@ -466,7 +466,7 @@
           <w:sz w:val="20"/>
           <w:szCs w:val="20"/>
         </w:rPr>
-        <w:t xml:space="preserve">signal 31 também informa que a Casa classifica muito mais do que rotula — o grau fica vazio em 149 das 177 linhas — e que o rol de desclassificados publica 118 linhas sem nenhum conteúdo.</w:t>
+        <w:t xml:space="preserve">signal 31 também informa, sobre o arquivo-fonte inteiro (2021–2025, 177 linhas) — não a janela da legislatura que o cabeçalho acima conta (2023–2026, excluídas as 2 linhas desalinhadas na fonte) — que a Casa classifica muito mais do que rotula: o grau fica vazio em 149 das 177 linhas do arquivo inteiro. E que o rol de desclassificados publica 118 linhas sem nenhum conteúdo.</w:t>
       </w:r>
     </w:p>
     <w:p>
